--- a/CV_Tsitohaina_L3.docx
+++ b/CV_Tsitohaina_L3.docx
@@ -47,8 +47,10 @@
           <w:p>
             <w:pPr>
               <w:spacing w:after="400"/>
-              <w:jc w:val="center"/>
             </w:pPr>
+            <w:r>
+              <w:t xml:space="preserve">   </w:t>
+            </w:r>
             <w:r>
               <w:rPr>
                 <w:noProof/>
@@ -347,19 +349,8 @@
                 <w:sz w:val="19"/>
                 <w:szCs w:val="19"/>
               </w:rPr>
-              <w:t>/</w:t>
-            </w:r>
-            <w:proofErr w:type="spellStart"/>
-            <w:r>
-              <w:rPr>
-                <w:rFonts w:asciiTheme="minorHAnsi" w:eastAsia="Calibri" w:hAnsiTheme="minorHAnsi" w:cstheme="minorHAnsi"/>
-                <w:color w:val="1A1A2E"/>
-                <w:sz w:val="19"/>
-                <w:szCs w:val="19"/>
-              </w:rPr>
-              <w:t>Github</w:t>
-            </w:r>
-            <w:proofErr w:type="spellEnd"/>
+              <w:t>/Github</w:t>
+            </w:r>
           </w:p>
           <w:p>
             <w:pPr>
@@ -396,7 +387,6 @@
                 <w:szCs w:val="19"/>
               </w:rPr>
             </w:pPr>
-            <w:proofErr w:type="spellStart"/>
             <w:r>
               <w:rPr>
                 <w:rFonts w:asciiTheme="minorHAnsi" w:eastAsia="Calibri" w:hAnsiTheme="minorHAnsi" w:cstheme="minorHAnsi"/>
@@ -406,7 +396,6 @@
               </w:rPr>
               <w:t>Springboot</w:t>
             </w:r>
-            <w:proofErr w:type="spellEnd"/>
           </w:p>
           <w:p>
             <w:pPr>
@@ -422,7 +411,6 @@
                 <w:szCs w:val="19"/>
               </w:rPr>
             </w:pPr>
-            <w:proofErr w:type="spellStart"/>
             <w:r>
               <w:rPr>
                 <w:rFonts w:asciiTheme="minorHAnsi" w:eastAsia="Calibri" w:hAnsiTheme="minorHAnsi" w:cstheme="minorHAnsi"/>
@@ -432,7 +420,6 @@
               </w:rPr>
               <w:t>Laravel</w:t>
             </w:r>
-            <w:proofErr w:type="spellEnd"/>
           </w:p>
           <w:p>
             <w:pPr>
@@ -448,7 +435,6 @@
                 <w:szCs w:val="19"/>
               </w:rPr>
             </w:pPr>
-            <w:proofErr w:type="spellStart"/>
             <w:r>
               <w:rPr>
                 <w:rFonts w:asciiTheme="minorHAnsi" w:hAnsiTheme="minorHAnsi" w:cstheme="minorHAnsi"/>
@@ -457,7 +443,6 @@
               </w:rPr>
               <w:t>React</w:t>
             </w:r>
-            <w:proofErr w:type="spellEnd"/>
           </w:p>
           <w:p>
             <w:pPr>
@@ -669,7 +654,6 @@
               </w:rPr>
               <w:t xml:space="preserve"> </w:t>
             </w:r>
-            <w:proofErr w:type="spellStart"/>
             <w:r>
               <w:rPr>
                 <w:rFonts w:asciiTheme="minorHAnsi" w:hAnsiTheme="minorHAnsi" w:cstheme="minorHAnsi"/>
@@ -678,7 +662,6 @@
               </w:rPr>
               <w:t>TypeScript</w:t>
             </w:r>
-            <w:proofErr w:type="spellEnd"/>
           </w:p>
           <w:p>
             <w:pPr>
@@ -1253,19 +1236,8 @@
                       <w:sz w:val="18"/>
                       <w:szCs w:val="18"/>
                     </w:rPr>
-                    <w:t xml:space="preserve">Lgt34 Cité des profs </w:t>
-                  </w:r>
-                  <w:proofErr w:type="spellStart"/>
-                  <w:r>
-                    <w:rPr>
-                      <w:rFonts w:ascii="Calibri" w:eastAsia="Calibri" w:hAnsi="Calibri" w:cs="Calibri"/>
-                      <w:color w:val="666666"/>
-                      <w:sz w:val="18"/>
-                      <w:szCs w:val="18"/>
-                    </w:rPr>
-                    <w:t>Andranovory</w:t>
-                  </w:r>
-                  <w:proofErr w:type="spellEnd"/>
+                    <w:t>Lgt34 Cité des profs Andranovory</w:t>
+                  </w:r>
                 </w:p>
                 <w:p>
                   <w:pPr>
@@ -1449,9 +1421,8 @@
                       <w:sz w:val="21"/>
                       <w:szCs w:val="21"/>
                     </w:rPr>
-                    <w:t xml:space="preserve">Intégration API </w:t>
-                  </w:r>
-                  <w:proofErr w:type="spellStart"/>
+                    <w:t xml:space="preserve">Intégration API Dolibarr — </w:t>
+                  </w:r>
                   <w:r>
                     <w:rPr>
                       <w:rFonts w:ascii="Calibri" w:eastAsia="Calibri" w:hAnsi="Calibri" w:cs="Calibri"/>
@@ -1461,9 +1432,8 @@
                       <w:sz w:val="21"/>
                       <w:szCs w:val="21"/>
                     </w:rPr>
-                    <w:t>Dolibarr</w:t>
-                  </w:r>
-                  <w:proofErr w:type="spellEnd"/>
+                    <w:t>(</w:t>
+                  </w:r>
                   <w:r>
                     <w:rPr>
                       <w:rFonts w:ascii="Calibri" w:eastAsia="Calibri" w:hAnsi="Calibri" w:cs="Calibri"/>
@@ -1473,7 +1443,7 @@
                       <w:sz w:val="21"/>
                       <w:szCs w:val="21"/>
                     </w:rPr>
-                    <w:t xml:space="preserve"> — </w:t>
+                    <w:t>projet universitaire</w:t>
                   </w:r>
                   <w:r>
                     <w:rPr>
@@ -1484,9 +1454,70 @@
                       <w:sz w:val="21"/>
                       <w:szCs w:val="21"/>
                     </w:rPr>
-                    <w:t>(</w:t>
-                  </w:r>
-                  <w:r>
+                    <w:t>)</w:t>
+                  </w:r>
+                </w:p>
+                <w:p>
+                  <w:pPr>
+                    <w:spacing w:before="40" w:after="40"/>
+                    <w:rPr>
+                      <w:rFonts w:ascii="Calibri" w:eastAsia="Calibri" w:hAnsi="Calibri" w:cs="Calibri"/>
+                      <w:color w:val="595959" w:themeColor="text1" w:themeTint="A6"/>
+                      <w:sz w:val="19"/>
+                      <w:szCs w:val="19"/>
+                    </w:rPr>
+                  </w:pPr>
+                  <w:r>
+                    <w:rPr>
+                      <w:rFonts w:ascii="Calibri" w:eastAsia="Calibri" w:hAnsi="Calibri" w:cs="Calibri"/>
+                      <w:color w:val="595959" w:themeColor="text1" w:themeTint="A6"/>
+                      <w:sz w:val="19"/>
+                      <w:szCs w:val="19"/>
+                    </w:rPr>
+                    <w:t xml:space="preserve">- </w:t>
+                  </w:r>
+                  <w:r>
+                    <w:rPr>
+                      <w:rFonts w:ascii="Calibri" w:eastAsia="Calibri" w:hAnsi="Calibri" w:cs="Calibri"/>
+                      <w:color w:val="595959" w:themeColor="text1" w:themeTint="A6"/>
+                      <w:sz w:val="19"/>
+                      <w:szCs w:val="19"/>
+                    </w:rPr>
+                    <w:t>Développement d'une application React/TypeScript connectée à l'API REST de Dolibarr.</w:t>
+                  </w:r>
+                </w:p>
+                <w:p>
+                  <w:pPr>
+                    <w:spacing w:before="40" w:after="40"/>
+                    <w:rPr>
+                      <w:rFonts w:ascii="Calibri" w:eastAsia="Calibri" w:hAnsi="Calibri" w:cs="Calibri"/>
+                      <w:color w:val="595959" w:themeColor="text1" w:themeTint="A6"/>
+                      <w:sz w:val="19"/>
+                      <w:szCs w:val="19"/>
+                    </w:rPr>
+                  </w:pPr>
+                  <w:r>
+                    <w:rPr>
+                      <w:rFonts w:ascii="Calibri" w:eastAsia="Calibri" w:hAnsi="Calibri" w:cs="Calibri"/>
+                      <w:color w:val="595959" w:themeColor="text1" w:themeTint="A6"/>
+                      <w:sz w:val="19"/>
+                      <w:szCs w:val="19"/>
+                    </w:rPr>
+                    <w:t xml:space="preserve">- </w:t>
+                  </w:r>
+                  <w:r>
+                    <w:rPr>
+                      <w:rFonts w:ascii="Calibri" w:eastAsia="Calibri" w:hAnsi="Calibri" w:cs="Calibri"/>
+                      <w:color w:val="595959" w:themeColor="text1" w:themeTint="A6"/>
+                      <w:sz w:val="19"/>
+                      <w:szCs w:val="19"/>
+                    </w:rPr>
+                    <w:t>Synchronisation des données et ajout de fonctionnalités personnalisées.</w:t>
+                  </w:r>
+                </w:p>
+                <w:p>
+                  <w:pPr>
+                    <w:spacing w:before="180" w:after="20"/>
                     <w:rPr>
                       <w:rFonts w:ascii="Calibri" w:eastAsia="Calibri" w:hAnsi="Calibri" w:cs="Calibri"/>
                       <w:b/>
@@ -1495,8 +1526,7 @@
                       <w:sz w:val="21"/>
                       <w:szCs w:val="21"/>
                     </w:rPr>
-                    <w:t>projet universitaire</w:t>
-                  </w:r>
+                  </w:pPr>
                   <w:r>
                     <w:rPr>
                       <w:rFonts w:ascii="Calibri" w:eastAsia="Calibri" w:hAnsi="Calibri" w:cs="Calibri"/>
@@ -1506,7 +1536,7 @@
                       <w:sz w:val="21"/>
                       <w:szCs w:val="21"/>
                     </w:rPr>
-                    <w:t>)</w:t>
+                    <w:t>TaxiBrousse — Système de gestion pour compagnie de transport (projet universitaire)</w:t>
                   </w:r>
                 </w:p>
                 <w:p>
@@ -1514,88 +1544,37 @@
                     <w:spacing w:before="40" w:after="40"/>
                     <w:rPr>
                       <w:rFonts w:ascii="Calibri" w:eastAsia="Calibri" w:hAnsi="Calibri" w:cs="Calibri"/>
-                      <w:color w:val="595959" w:themeColor="text1" w:themeTint="A6"/>
-                      <w:sz w:val="19"/>
-                      <w:szCs w:val="19"/>
-                    </w:rPr>
-                  </w:pPr>
-                  <w:r>
-                    <w:rPr>
-                      <w:rFonts w:ascii="Calibri" w:eastAsia="Calibri" w:hAnsi="Calibri" w:cs="Calibri"/>
-                      <w:color w:val="595959" w:themeColor="text1" w:themeTint="A6"/>
-                      <w:sz w:val="19"/>
-                      <w:szCs w:val="19"/>
-                    </w:rPr>
-                    <w:t xml:space="preserve">- </w:t>
-                  </w:r>
-                  <w:r>
-                    <w:rPr>
-                      <w:rFonts w:ascii="Calibri" w:eastAsia="Calibri" w:hAnsi="Calibri" w:cs="Calibri"/>
-                      <w:color w:val="595959" w:themeColor="text1" w:themeTint="A6"/>
-                      <w:sz w:val="19"/>
-                      <w:szCs w:val="19"/>
-                    </w:rPr>
-                    <w:t xml:space="preserve">Développement d'une application </w:t>
-                  </w:r>
-                  <w:proofErr w:type="spellStart"/>
-                  <w:r>
-                    <w:rPr>
-                      <w:rFonts w:ascii="Calibri" w:eastAsia="Calibri" w:hAnsi="Calibri" w:cs="Calibri"/>
-                      <w:color w:val="595959" w:themeColor="text1" w:themeTint="A6"/>
-                      <w:sz w:val="19"/>
-                      <w:szCs w:val="19"/>
-                    </w:rPr>
-                    <w:t>React</w:t>
-                  </w:r>
-                  <w:proofErr w:type="spellEnd"/>
-                  <w:r>
-                    <w:rPr>
-                      <w:rFonts w:ascii="Calibri" w:eastAsia="Calibri" w:hAnsi="Calibri" w:cs="Calibri"/>
-                      <w:color w:val="595959" w:themeColor="text1" w:themeTint="A6"/>
-                      <w:sz w:val="19"/>
-                      <w:szCs w:val="19"/>
-                    </w:rPr>
-                    <w:t>/</w:t>
-                  </w:r>
-                  <w:proofErr w:type="spellStart"/>
-                  <w:r>
-                    <w:rPr>
-                      <w:rFonts w:ascii="Calibri" w:eastAsia="Calibri" w:hAnsi="Calibri" w:cs="Calibri"/>
-                      <w:color w:val="595959" w:themeColor="text1" w:themeTint="A6"/>
-                      <w:sz w:val="19"/>
-                      <w:szCs w:val="19"/>
-                    </w:rPr>
-                    <w:t>TypeScript</w:t>
-                  </w:r>
-                  <w:proofErr w:type="spellEnd"/>
-                  <w:r>
-                    <w:rPr>
-                      <w:rFonts w:ascii="Calibri" w:eastAsia="Calibri" w:hAnsi="Calibri" w:cs="Calibri"/>
-                      <w:color w:val="595959" w:themeColor="text1" w:themeTint="A6"/>
-                      <w:sz w:val="19"/>
-                      <w:szCs w:val="19"/>
-                    </w:rPr>
-                    <w:t xml:space="preserve"> connectée à l'API REST de </w:t>
-                  </w:r>
-                  <w:proofErr w:type="spellStart"/>
-                  <w:r>
-                    <w:rPr>
-                      <w:rFonts w:ascii="Calibri" w:eastAsia="Calibri" w:hAnsi="Calibri" w:cs="Calibri"/>
-                      <w:color w:val="595959" w:themeColor="text1" w:themeTint="A6"/>
-                      <w:sz w:val="19"/>
-                      <w:szCs w:val="19"/>
-                    </w:rPr>
-                    <w:t>Dolibarr</w:t>
-                  </w:r>
-                  <w:proofErr w:type="spellEnd"/>
-                  <w:r>
-                    <w:rPr>
-                      <w:rFonts w:ascii="Calibri" w:eastAsia="Calibri" w:hAnsi="Calibri" w:cs="Calibri"/>
-                      <w:color w:val="595959" w:themeColor="text1" w:themeTint="A6"/>
-                      <w:sz w:val="19"/>
-                      <w:szCs w:val="19"/>
-                    </w:rPr>
-                    <w:t>.</w:t>
+                      <w:color w:val="555555"/>
+                      <w:sz w:val="19"/>
+                      <w:szCs w:val="19"/>
+                    </w:rPr>
+                  </w:pPr>
+                  <w:r>
+                    <w:rPr>
+                      <w:rFonts w:ascii="Calibri" w:eastAsia="Calibri" w:hAnsi="Calibri" w:cs="Calibri"/>
+                      <w:color w:val="555555"/>
+                      <w:sz w:val="19"/>
+                      <w:szCs w:val="19"/>
+                    </w:rPr>
+                    <w:t>-</w:t>
+                  </w:r>
+                  <w:r>
+                    <w:rPr>
+                      <w:rFonts w:ascii="Calibri" w:eastAsia="Calibri" w:hAnsi="Calibri" w:cs="Calibri"/>
+                      <w:color w:val="555555"/>
+                      <w:sz w:val="19"/>
+                      <w:szCs w:val="19"/>
+                    </w:rPr>
+                    <w:t xml:space="preserve"> Développement d'une application web avec Spring Boot, Thymeleaf et PostgreS</w:t>
+                  </w:r>
+                  <w:r>
+                    <w:rPr>
+                      <w:rFonts w:ascii="Calibri" w:eastAsia="Calibri" w:hAnsi="Calibri" w:cs="Calibri"/>
+                      <w:color w:val="555555"/>
+                      <w:sz w:val="19"/>
+                      <w:szCs w:val="19"/>
+                    </w:rPr>
+                    <w:t>QL</w:t>
                   </w:r>
                 </w:p>
                 <w:p>
@@ -1603,28 +1582,102 @@
                     <w:spacing w:before="40" w:after="40"/>
                     <w:rPr>
                       <w:rFonts w:ascii="Calibri" w:eastAsia="Calibri" w:hAnsi="Calibri" w:cs="Calibri"/>
-                      <w:color w:val="595959" w:themeColor="text1" w:themeTint="A6"/>
-                      <w:sz w:val="19"/>
-                      <w:szCs w:val="19"/>
-                    </w:rPr>
-                  </w:pPr>
-                  <w:r>
-                    <w:rPr>
-                      <w:rFonts w:ascii="Calibri" w:eastAsia="Calibri" w:hAnsi="Calibri" w:cs="Calibri"/>
-                      <w:color w:val="595959" w:themeColor="text1" w:themeTint="A6"/>
-                      <w:sz w:val="19"/>
-                      <w:szCs w:val="19"/>
-                    </w:rPr>
-                    <w:t xml:space="preserve">- </w:t>
-                  </w:r>
-                  <w:r>
-                    <w:rPr>
-                      <w:rFonts w:ascii="Calibri" w:eastAsia="Calibri" w:hAnsi="Calibri" w:cs="Calibri"/>
-                      <w:color w:val="595959" w:themeColor="text1" w:themeTint="A6"/>
-                      <w:sz w:val="19"/>
-                      <w:szCs w:val="19"/>
-                    </w:rPr>
-                    <w:t>Synchronisation des données et ajout de fonctionnalités personnalisées.</w:t>
+                      <w:color w:val="555555"/>
+                      <w:sz w:val="19"/>
+                      <w:szCs w:val="19"/>
+                    </w:rPr>
+                  </w:pPr>
+                  <w:r>
+                    <w:rPr>
+                      <w:rFonts w:ascii="Calibri" w:eastAsia="Calibri" w:hAnsi="Calibri" w:cs="Calibri"/>
+                      <w:color w:val="555555"/>
+                      <w:sz w:val="19"/>
+                      <w:szCs w:val="19"/>
+                    </w:rPr>
+                    <w:t>- Architecture MVC</w:t>
+                  </w:r>
+                </w:p>
+                <w:p>
+                  <w:pPr>
+                    <w:spacing w:before="40" w:after="40"/>
+                    <w:rPr>
+                      <w:rFonts w:ascii="Calibri" w:eastAsia="Calibri" w:hAnsi="Calibri" w:cs="Calibri"/>
+                      <w:color w:val="555555"/>
+                      <w:sz w:val="19"/>
+                      <w:szCs w:val="19"/>
+                    </w:rPr>
+                  </w:pPr>
+                  <w:r>
+                    <w:rPr>
+                      <w:rFonts w:ascii="Calibri" w:eastAsia="Calibri" w:hAnsi="Calibri" w:cs="Calibri"/>
+                      <w:color w:val="555555"/>
+                      <w:sz w:val="19"/>
+                      <w:szCs w:val="19"/>
+                    </w:rPr>
+                    <w:t>-</w:t>
+                  </w:r>
+                  <w:r>
+                    <w:rPr>
+                      <w:rFonts w:ascii="Calibri" w:eastAsia="Calibri" w:hAnsi="Calibri" w:cs="Calibri"/>
+                      <w:color w:val="555555"/>
+                      <w:sz w:val="19"/>
+                      <w:szCs w:val="19"/>
+                    </w:rPr>
+                    <w:t xml:space="preserve"> </w:t>
+                  </w:r>
+                  <w:r>
+                    <w:rPr>
+                      <w:rFonts w:ascii="Calibri" w:eastAsia="Calibri" w:hAnsi="Calibri" w:cs="Calibri"/>
+                      <w:color w:val="555555"/>
+                      <w:sz w:val="19"/>
+                      <w:szCs w:val="19"/>
+                    </w:rPr>
+                    <w:t>Gestion des trajets, réservations, véhicules, clients, facturation</w:t>
+                  </w:r>
+                  <w:r>
+                    <w:rPr>
+                      <w:rFonts w:ascii="Calibri" w:eastAsia="Calibri" w:hAnsi="Calibri" w:cs="Calibri"/>
+                      <w:color w:val="555555"/>
+                      <w:sz w:val="19"/>
+                      <w:szCs w:val="19"/>
+                    </w:rPr>
+                    <w:t>,</w:t>
+                  </w:r>
+                  <w:r>
+                    <w:rPr>
+                      <w:rFonts w:ascii="Calibri" w:eastAsia="Calibri" w:hAnsi="Calibri" w:cs="Calibri"/>
+                      <w:color w:val="555555"/>
+                      <w:sz w:val="19"/>
+                      <w:szCs w:val="19"/>
+                    </w:rPr>
+                    <w:t xml:space="preserve"> statistiques</w:t>
+                  </w:r>
+                  <w:r>
+                    <w:rPr>
+                      <w:rFonts w:ascii="Calibri" w:eastAsia="Calibri" w:hAnsi="Calibri" w:cs="Calibri"/>
+                      <w:color w:val="555555"/>
+                      <w:sz w:val="19"/>
+                      <w:szCs w:val="19"/>
+                    </w:rPr>
+                    <w:t xml:space="preserve"> </w:t>
+                  </w:r>
+                  <w:r>
+                    <w:rPr>
+                      <w:rFonts w:ascii="Calibri" w:eastAsia="Calibri" w:hAnsi="Calibri" w:cs="Calibri"/>
+                      <w:color w:val="555555"/>
+                      <w:sz w:val="19"/>
+                      <w:szCs w:val="19"/>
+                    </w:rPr>
+                    <w:t xml:space="preserve">et </w:t>
+                  </w:r>
+                  <w:r>
+                    <w:rPr>
+                      <w:rFonts w:ascii="Calibri" w:eastAsia="Calibri" w:hAnsi="Calibri" w:cs="Calibri"/>
+                      <w:color w:val="555555"/>
+                      <w:sz w:val="19"/>
+                      <w:szCs w:val="19"/>
+                    </w:rPr>
+                    <w:t>campagnes publicitaires pour des sociétés partenaires</w:t>
                   </w:r>
                 </w:p>
                 <w:p>
@@ -1639,7 +1692,6 @@
                       <w:szCs w:val="21"/>
                     </w:rPr>
                   </w:pPr>
-                  <w:proofErr w:type="spellStart"/>
                   <w:r>
                     <w:rPr>
                       <w:rFonts w:ascii="Calibri" w:eastAsia="Calibri" w:hAnsi="Calibri" w:cs="Calibri"/>
@@ -1649,9 +1701,8 @@
                       <w:sz w:val="21"/>
                       <w:szCs w:val="21"/>
                     </w:rPr>
-                    <w:t>TaxiBrousse</w:t>
-                  </w:r>
-                  <w:proofErr w:type="spellEnd"/>
+                    <w:t>MyWallet — Application de gestion de finances personnelles (</w:t>
+                  </w:r>
                   <w:r>
                     <w:rPr>
                       <w:rFonts w:ascii="Calibri" w:eastAsia="Calibri" w:hAnsi="Calibri" w:cs="Calibri"/>
@@ -1661,173 +1712,9 @@
                       <w:sz w:val="21"/>
                       <w:szCs w:val="21"/>
                     </w:rPr>
-                    <w:t xml:space="preserve"> — Système de gestion pour compagnie de transport (projet universitaire)</w:t>
-                  </w:r>
-                </w:p>
-                <w:p>
-                  <w:pPr>
-                    <w:spacing w:before="40" w:after="40"/>
-                    <w:rPr>
-                      <w:rFonts w:ascii="Calibri" w:eastAsia="Calibri" w:hAnsi="Calibri" w:cs="Calibri"/>
-                      <w:color w:val="555555"/>
-                      <w:sz w:val="19"/>
-                      <w:szCs w:val="19"/>
-                    </w:rPr>
-                  </w:pPr>
-                  <w:r>
-                    <w:rPr>
-                      <w:rFonts w:ascii="Calibri" w:eastAsia="Calibri" w:hAnsi="Calibri" w:cs="Calibri"/>
-                      <w:color w:val="555555"/>
-                      <w:sz w:val="19"/>
-                      <w:szCs w:val="19"/>
-                    </w:rPr>
-                    <w:t>-</w:t>
-                  </w:r>
-                  <w:r>
-                    <w:rPr>
-                      <w:rFonts w:ascii="Calibri" w:eastAsia="Calibri" w:hAnsi="Calibri" w:cs="Calibri"/>
-                      <w:color w:val="555555"/>
-                      <w:sz w:val="19"/>
-                      <w:szCs w:val="19"/>
-                    </w:rPr>
-                    <w:t xml:space="preserve"> Développement d'une application web avec Spring Boot, </w:t>
-                  </w:r>
-                  <w:proofErr w:type="spellStart"/>
-                  <w:r>
-                    <w:rPr>
-                      <w:rFonts w:ascii="Calibri" w:eastAsia="Calibri" w:hAnsi="Calibri" w:cs="Calibri"/>
-                      <w:color w:val="555555"/>
-                      <w:sz w:val="19"/>
-                      <w:szCs w:val="19"/>
-                    </w:rPr>
-                    <w:t>Thymeleaf</w:t>
-                  </w:r>
-                  <w:proofErr w:type="spellEnd"/>
-                  <w:r>
-                    <w:rPr>
-                      <w:rFonts w:ascii="Calibri" w:eastAsia="Calibri" w:hAnsi="Calibri" w:cs="Calibri"/>
-                      <w:color w:val="555555"/>
-                      <w:sz w:val="19"/>
-                      <w:szCs w:val="19"/>
-                    </w:rPr>
-                    <w:t xml:space="preserve"> et PostgreS</w:t>
-                  </w:r>
-                  <w:r>
-                    <w:rPr>
-                      <w:rFonts w:ascii="Calibri" w:eastAsia="Calibri" w:hAnsi="Calibri" w:cs="Calibri"/>
-                      <w:color w:val="555555"/>
-                      <w:sz w:val="19"/>
-                      <w:szCs w:val="19"/>
-                    </w:rPr>
-                    <w:t>QL</w:t>
-                  </w:r>
-                </w:p>
-                <w:p>
-                  <w:pPr>
-                    <w:spacing w:before="40" w:after="40"/>
-                    <w:rPr>
-                      <w:rFonts w:ascii="Calibri" w:eastAsia="Calibri" w:hAnsi="Calibri" w:cs="Calibri"/>
-                      <w:color w:val="555555"/>
-                      <w:sz w:val="19"/>
-                      <w:szCs w:val="19"/>
-                    </w:rPr>
-                  </w:pPr>
-                  <w:r>
-                    <w:rPr>
-                      <w:rFonts w:ascii="Calibri" w:eastAsia="Calibri" w:hAnsi="Calibri" w:cs="Calibri"/>
-                      <w:color w:val="555555"/>
-                      <w:sz w:val="19"/>
-                      <w:szCs w:val="19"/>
-                    </w:rPr>
-                    <w:t>- Architecture MVC</w:t>
-                  </w:r>
-                </w:p>
-                <w:p>
-                  <w:pPr>
-                    <w:spacing w:before="40" w:after="40"/>
-                    <w:rPr>
-                      <w:rFonts w:ascii="Calibri" w:eastAsia="Calibri" w:hAnsi="Calibri" w:cs="Calibri"/>
-                      <w:color w:val="555555"/>
-                      <w:sz w:val="19"/>
-                      <w:szCs w:val="19"/>
-                    </w:rPr>
-                  </w:pPr>
-                  <w:r>
-                    <w:rPr>
-                      <w:rFonts w:ascii="Calibri" w:eastAsia="Calibri" w:hAnsi="Calibri" w:cs="Calibri"/>
-                      <w:color w:val="555555"/>
-                      <w:sz w:val="19"/>
-                      <w:szCs w:val="19"/>
-                    </w:rPr>
-                    <w:t>-</w:t>
-                  </w:r>
-                  <w:r>
-                    <w:rPr>
-                      <w:rFonts w:ascii="Calibri" w:eastAsia="Calibri" w:hAnsi="Calibri" w:cs="Calibri"/>
-                      <w:color w:val="555555"/>
-                      <w:sz w:val="19"/>
-                      <w:szCs w:val="19"/>
-                    </w:rPr>
-                    <w:t xml:space="preserve"> </w:t>
-                  </w:r>
-                  <w:r>
-                    <w:rPr>
-                      <w:rFonts w:ascii="Calibri" w:eastAsia="Calibri" w:hAnsi="Calibri" w:cs="Calibri"/>
-                      <w:color w:val="555555"/>
-                      <w:sz w:val="19"/>
-                      <w:szCs w:val="19"/>
-                    </w:rPr>
-                    <w:t>Gestion des trajets, réservations, véhicules, clients, facturation</w:t>
-                  </w:r>
-                  <w:r>
-                    <w:rPr>
-                      <w:rFonts w:ascii="Calibri" w:eastAsia="Calibri" w:hAnsi="Calibri" w:cs="Calibri"/>
-                      <w:color w:val="555555"/>
-                      <w:sz w:val="19"/>
-                      <w:szCs w:val="19"/>
-                    </w:rPr>
-                    <w:t>,</w:t>
-                  </w:r>
-                  <w:r>
-                    <w:rPr>
-                      <w:rFonts w:ascii="Calibri" w:eastAsia="Calibri" w:hAnsi="Calibri" w:cs="Calibri"/>
-                      <w:color w:val="555555"/>
-                      <w:sz w:val="19"/>
-                      <w:szCs w:val="19"/>
-                    </w:rPr>
-                    <w:t xml:space="preserve"> statistiques</w:t>
-                  </w:r>
-                  <w:r>
-                    <w:rPr>
-                      <w:rFonts w:ascii="Calibri" w:eastAsia="Calibri" w:hAnsi="Calibri" w:cs="Calibri"/>
-                      <w:color w:val="555555"/>
-                      <w:sz w:val="19"/>
-                      <w:szCs w:val="19"/>
-                    </w:rPr>
-                    <w:t xml:space="preserve"> </w:t>
-                  </w:r>
-                  <w:r>
-                    <w:rPr>
-                      <w:rFonts w:ascii="Calibri" w:eastAsia="Calibri" w:hAnsi="Calibri" w:cs="Calibri"/>
-                      <w:color w:val="555555"/>
-                      <w:sz w:val="19"/>
-                      <w:szCs w:val="19"/>
-                    </w:rPr>
-                    <w:t xml:space="preserve">et </w:t>
-                  </w:r>
-                  <w:r>
-                    <w:rPr>
-                      <w:rFonts w:ascii="Calibri" w:eastAsia="Calibri" w:hAnsi="Calibri" w:cs="Calibri"/>
-                      <w:color w:val="555555"/>
-                      <w:sz w:val="19"/>
-                      <w:szCs w:val="19"/>
-                    </w:rPr>
-                    <w:t>campagnes publicitaires pour des sociétés partenaires</w:t>
-                  </w:r>
-                </w:p>
-                <w:p>
-                  <w:pPr>
-                    <w:spacing w:before="180" w:after="20"/>
+                    <w:t xml:space="preserve">projet personnel </w:t>
+                  </w:r>
+                  <w:r>
                     <w:rPr>
                       <w:rFonts w:ascii="Calibri" w:eastAsia="Calibri" w:hAnsi="Calibri" w:cs="Calibri"/>
                       <w:b/>
@@ -1836,9 +1723,144 @@
                       <w:sz w:val="21"/>
                       <w:szCs w:val="21"/>
                     </w:rPr>
-                  </w:pPr>
-                  <w:proofErr w:type="spellStart"/>
-                  <w:r>
+                    <w:t>fullstack)</w:t>
+                  </w:r>
+                </w:p>
+                <w:p>
+                  <w:pPr>
+                    <w:spacing w:before="40" w:after="40"/>
+                    <w:rPr>
+                      <w:rFonts w:ascii="Calibri" w:eastAsia="Calibri" w:hAnsi="Calibri" w:cs="Calibri"/>
+                      <w:color w:val="555555"/>
+                      <w:sz w:val="19"/>
+                      <w:szCs w:val="19"/>
+                    </w:rPr>
+                  </w:pPr>
+                  <w:r>
+                    <w:rPr>
+                      <w:rFonts w:ascii="Calibri" w:eastAsia="Calibri" w:hAnsi="Calibri" w:cs="Calibri"/>
+                      <w:color w:val="555555"/>
+                      <w:sz w:val="19"/>
+                      <w:szCs w:val="19"/>
+                    </w:rPr>
+                    <w:t>-</w:t>
+                  </w:r>
+                  <w:r>
+                    <w:rPr>
+                      <w:rFonts w:ascii="Calibri" w:eastAsia="Calibri" w:hAnsi="Calibri" w:cs="Calibri"/>
+                      <w:color w:val="555555"/>
+                      <w:sz w:val="19"/>
+                      <w:szCs w:val="19"/>
+                    </w:rPr>
+                    <w:t xml:space="preserve"> </w:t>
+                  </w:r>
+                  <w:r>
+                    <w:rPr>
+                      <w:rFonts w:ascii="Calibri" w:eastAsia="Calibri" w:hAnsi="Calibri" w:cs="Calibri"/>
+                      <w:color w:val="555555"/>
+                      <w:sz w:val="19"/>
+                      <w:szCs w:val="19"/>
+                    </w:rPr>
+                    <w:t>Développement d'un frontend React/TypeScript et d'une API REST Spring Boot sécurisée par JWT.</w:t>
+                  </w:r>
+                </w:p>
+                <w:p>
+                  <w:pPr>
+                    <w:spacing w:before="40" w:after="40"/>
+                    <w:rPr>
+                      <w:rFonts w:ascii="Calibri" w:eastAsia="Calibri" w:hAnsi="Calibri" w:cs="Calibri"/>
+                      <w:color w:val="555555"/>
+                      <w:sz w:val="19"/>
+                      <w:szCs w:val="19"/>
+                    </w:rPr>
+                  </w:pPr>
+                  <w:r>
+                    <w:rPr>
+                      <w:rFonts w:ascii="Calibri" w:eastAsia="Calibri" w:hAnsi="Calibri" w:cs="Calibri"/>
+                      <w:color w:val="555555"/>
+                      <w:sz w:val="19"/>
+                      <w:szCs w:val="19"/>
+                    </w:rPr>
+                    <w:t>-</w:t>
+                  </w:r>
+                  <w:r>
+                    <w:rPr>
+                      <w:rFonts w:ascii="Calibri" w:eastAsia="Calibri" w:hAnsi="Calibri" w:cs="Calibri"/>
+                      <w:color w:val="555555"/>
+                      <w:sz w:val="19"/>
+                      <w:szCs w:val="19"/>
+                    </w:rPr>
+                    <w:t xml:space="preserve"> </w:t>
+                  </w:r>
+                  <w:r>
+                    <w:rPr>
+                      <w:rFonts w:ascii="Calibri" w:eastAsia="Calibri" w:hAnsi="Calibri" w:cs="Calibri"/>
+                      <w:color w:val="555555"/>
+                      <w:sz w:val="19"/>
+                      <w:szCs w:val="19"/>
+                    </w:rPr>
+                    <w:t>Gestion des revenus/dépenses par catégories, tableau de bord avec graphiques et suivi de budget</w:t>
+                  </w:r>
+                </w:p>
+                <w:p>
+                  <w:pPr>
+                    <w:spacing w:before="40" w:after="40"/>
+                    <w:rPr>
+                      <w:rFonts w:ascii="Calibri" w:eastAsia="Calibri" w:hAnsi="Calibri" w:cs="Calibri"/>
+                      <w:color w:val="555555"/>
+                      <w:sz w:val="19"/>
+                      <w:szCs w:val="19"/>
+                    </w:rPr>
+                  </w:pPr>
+                  <w:r>
+                    <w:rPr>
+                      <w:rFonts w:ascii="Calibri" w:eastAsia="Calibri" w:hAnsi="Calibri" w:cs="Calibri"/>
+                      <w:color w:val="555555"/>
+                      <w:sz w:val="19"/>
+                      <w:szCs w:val="19"/>
+                    </w:rPr>
+                    <w:t>-</w:t>
+                  </w:r>
+                  <w:r>
+                    <w:rPr>
+                      <w:rFonts w:ascii="Calibri" w:eastAsia="Calibri" w:hAnsi="Calibri" w:cs="Calibri"/>
+                      <w:color w:val="555555"/>
+                      <w:sz w:val="19"/>
+                      <w:szCs w:val="19"/>
+                    </w:rPr>
+                    <w:t xml:space="preserve"> </w:t>
+                  </w:r>
+                  <w:r>
+                    <w:rPr>
+                      <w:rFonts w:ascii="Calibri" w:eastAsia="Calibri" w:hAnsi="Calibri" w:cs="Calibri"/>
+                      <w:color w:val="555555"/>
+                      <w:sz w:val="19"/>
+                      <w:szCs w:val="19"/>
+                    </w:rPr>
+                    <w:t>MySQL</w:t>
+                  </w:r>
+                  <w:r>
+                    <w:rPr>
+                      <w:rFonts w:ascii="Calibri" w:eastAsia="Calibri" w:hAnsi="Calibri" w:cs="Calibri"/>
+                      <w:color w:val="555555"/>
+                      <w:sz w:val="19"/>
+                      <w:szCs w:val="19"/>
+                    </w:rPr>
+                    <w:t xml:space="preserve"> et</w:t>
+                  </w:r>
+                  <w:r>
+                    <w:rPr>
+                      <w:rFonts w:ascii="Calibri" w:eastAsia="Calibri" w:hAnsi="Calibri" w:cs="Calibri"/>
+                      <w:color w:val="555555"/>
+                      <w:sz w:val="19"/>
+                      <w:szCs w:val="19"/>
+                    </w:rPr>
+                    <w:t xml:space="preserve"> Docker</w:t>
+                  </w:r>
+                </w:p>
+                <w:p>
+                  <w:pPr>
+                    <w:spacing w:before="180" w:after="20"/>
                     <w:rPr>
                       <w:rFonts w:ascii="Calibri" w:eastAsia="Calibri" w:hAnsi="Calibri" w:cs="Calibri"/>
                       <w:b/>
@@ -1847,9 +1869,7 @@
                       <w:sz w:val="21"/>
                       <w:szCs w:val="21"/>
                     </w:rPr>
-                    <w:t>MyWallet</w:t>
-                  </w:r>
-                  <w:proofErr w:type="spellEnd"/>
+                  </w:pPr>
                   <w:r>
                     <w:rPr>
                       <w:rFonts w:ascii="Calibri" w:eastAsia="Calibri" w:hAnsi="Calibri" w:cs="Calibri"/>
@@ -1859,42 +1879,7 @@
                       <w:sz w:val="21"/>
                       <w:szCs w:val="21"/>
                     </w:rPr>
-                    <w:t xml:space="preserve"> — Application de gestion de finances personnelles (</w:t>
-                  </w:r>
-                  <w:r>
-                    <w:rPr>
-                      <w:rFonts w:ascii="Calibri" w:eastAsia="Calibri" w:hAnsi="Calibri" w:cs="Calibri"/>
-                      <w:b/>
-                      <w:bCs/>
-                      <w:color w:val="1A1A2E"/>
-                      <w:sz w:val="21"/>
-                      <w:szCs w:val="21"/>
-                    </w:rPr>
-                    <w:t xml:space="preserve">projet personnel </w:t>
-                  </w:r>
-                  <w:proofErr w:type="spellStart"/>
-                  <w:r>
-                    <w:rPr>
-                      <w:rFonts w:ascii="Calibri" w:eastAsia="Calibri" w:hAnsi="Calibri" w:cs="Calibri"/>
-                      <w:b/>
-                      <w:bCs/>
-                      <w:color w:val="1A1A2E"/>
-                      <w:sz w:val="21"/>
-                      <w:szCs w:val="21"/>
-                    </w:rPr>
-                    <w:t>fullstack</w:t>
-                  </w:r>
-                  <w:proofErr w:type="spellEnd"/>
-                  <w:r>
-                    <w:rPr>
-                      <w:rFonts w:ascii="Calibri" w:eastAsia="Calibri" w:hAnsi="Calibri" w:cs="Calibri"/>
-                      <w:b/>
-                      <w:bCs/>
-                      <w:color w:val="1A1A2E"/>
-                      <w:sz w:val="21"/>
-                      <w:szCs w:val="21"/>
-                    </w:rPr>
-                    <w:t>)</w:t>
+                    <w:t>To-Do App — Application de gestion de tâches (projet personnel fullstack)</w:t>
                   </w:r>
                 </w:p>
                 <w:p>
@@ -1932,267 +1917,7 @@
                       <w:sz w:val="19"/>
                       <w:szCs w:val="19"/>
                     </w:rPr>
-                    <w:t xml:space="preserve">Développement d'un frontend </w:t>
-                  </w:r>
-                  <w:proofErr w:type="spellStart"/>
-                  <w:r>
-                    <w:rPr>
-                      <w:rFonts w:ascii="Calibri" w:eastAsia="Calibri" w:hAnsi="Calibri" w:cs="Calibri"/>
-                      <w:color w:val="555555"/>
-                      <w:sz w:val="19"/>
-                      <w:szCs w:val="19"/>
-                    </w:rPr>
-                    <w:t>React</w:t>
-                  </w:r>
-                  <w:proofErr w:type="spellEnd"/>
-                  <w:r>
-                    <w:rPr>
-                      <w:rFonts w:ascii="Calibri" w:eastAsia="Calibri" w:hAnsi="Calibri" w:cs="Calibri"/>
-                      <w:color w:val="555555"/>
-                      <w:sz w:val="19"/>
-                      <w:szCs w:val="19"/>
-                    </w:rPr>
-                    <w:t>/</w:t>
-                  </w:r>
-                  <w:proofErr w:type="spellStart"/>
-                  <w:r>
-                    <w:rPr>
-                      <w:rFonts w:ascii="Calibri" w:eastAsia="Calibri" w:hAnsi="Calibri" w:cs="Calibri"/>
-                      <w:color w:val="555555"/>
-                      <w:sz w:val="19"/>
-                      <w:szCs w:val="19"/>
-                    </w:rPr>
-                    <w:t>TypeScript</w:t>
-                  </w:r>
-                  <w:proofErr w:type="spellEnd"/>
-                  <w:r>
-                    <w:rPr>
-                      <w:rFonts w:ascii="Calibri" w:eastAsia="Calibri" w:hAnsi="Calibri" w:cs="Calibri"/>
-                      <w:color w:val="555555"/>
-                      <w:sz w:val="19"/>
-                      <w:szCs w:val="19"/>
-                    </w:rPr>
-                    <w:t xml:space="preserve"> et d'une API REST Spring Boot sécurisée par JWT.</w:t>
-                  </w:r>
-                </w:p>
-                <w:p>
-                  <w:pPr>
-                    <w:spacing w:before="40" w:after="40"/>
-                    <w:rPr>
-                      <w:rFonts w:ascii="Calibri" w:eastAsia="Calibri" w:hAnsi="Calibri" w:cs="Calibri"/>
-                      <w:color w:val="555555"/>
-                      <w:sz w:val="19"/>
-                      <w:szCs w:val="19"/>
-                    </w:rPr>
-                  </w:pPr>
-                  <w:r>
-                    <w:rPr>
-                      <w:rFonts w:ascii="Calibri" w:eastAsia="Calibri" w:hAnsi="Calibri" w:cs="Calibri"/>
-                      <w:color w:val="555555"/>
-                      <w:sz w:val="19"/>
-                      <w:szCs w:val="19"/>
-                    </w:rPr>
-                    <w:t>-</w:t>
-                  </w:r>
-                  <w:r>
-                    <w:rPr>
-                      <w:rFonts w:ascii="Calibri" w:eastAsia="Calibri" w:hAnsi="Calibri" w:cs="Calibri"/>
-                      <w:color w:val="555555"/>
-                      <w:sz w:val="19"/>
-                      <w:szCs w:val="19"/>
-                    </w:rPr>
-                    <w:t xml:space="preserve"> </w:t>
-                  </w:r>
-                  <w:r>
-                    <w:rPr>
-                      <w:rFonts w:ascii="Calibri" w:eastAsia="Calibri" w:hAnsi="Calibri" w:cs="Calibri"/>
-                      <w:color w:val="555555"/>
-                      <w:sz w:val="19"/>
-                      <w:szCs w:val="19"/>
-                    </w:rPr>
-                    <w:t>Gestion des revenus/dépenses par catégories, tableau de bord avec graphiques et suivi de budget</w:t>
-                  </w:r>
-                </w:p>
-                <w:p>
-                  <w:pPr>
-                    <w:spacing w:before="40" w:after="40"/>
-                    <w:rPr>
-                      <w:rFonts w:ascii="Calibri" w:eastAsia="Calibri" w:hAnsi="Calibri" w:cs="Calibri"/>
-                      <w:color w:val="555555"/>
-                      <w:sz w:val="19"/>
-                      <w:szCs w:val="19"/>
-                    </w:rPr>
-                  </w:pPr>
-                  <w:r>
-                    <w:rPr>
-                      <w:rFonts w:ascii="Calibri" w:eastAsia="Calibri" w:hAnsi="Calibri" w:cs="Calibri"/>
-                      <w:color w:val="555555"/>
-                      <w:sz w:val="19"/>
-                      <w:szCs w:val="19"/>
-                    </w:rPr>
-                    <w:t>-</w:t>
-                  </w:r>
-                  <w:r>
-                    <w:rPr>
-                      <w:rFonts w:ascii="Calibri" w:eastAsia="Calibri" w:hAnsi="Calibri" w:cs="Calibri"/>
-                      <w:color w:val="555555"/>
-                      <w:sz w:val="19"/>
-                      <w:szCs w:val="19"/>
-                    </w:rPr>
-                    <w:t xml:space="preserve"> </w:t>
-                  </w:r>
-                  <w:r>
-                    <w:rPr>
-                      <w:rFonts w:ascii="Calibri" w:eastAsia="Calibri" w:hAnsi="Calibri" w:cs="Calibri"/>
-                      <w:color w:val="555555"/>
-                      <w:sz w:val="19"/>
-                      <w:szCs w:val="19"/>
-                    </w:rPr>
-                    <w:t>MySQL</w:t>
-                  </w:r>
-                  <w:r>
-                    <w:rPr>
-                      <w:rFonts w:ascii="Calibri" w:eastAsia="Calibri" w:hAnsi="Calibri" w:cs="Calibri"/>
-                      <w:color w:val="555555"/>
-                      <w:sz w:val="19"/>
-                      <w:szCs w:val="19"/>
-                    </w:rPr>
-                    <w:t xml:space="preserve"> et</w:t>
-                  </w:r>
-                  <w:r>
-                    <w:rPr>
-                      <w:rFonts w:ascii="Calibri" w:eastAsia="Calibri" w:hAnsi="Calibri" w:cs="Calibri"/>
-                      <w:color w:val="555555"/>
-                      <w:sz w:val="19"/>
-                      <w:szCs w:val="19"/>
-                    </w:rPr>
-                    <w:t xml:space="preserve"> Docker</w:t>
-                  </w:r>
-                </w:p>
-                <w:p>
-                  <w:pPr>
-                    <w:spacing w:before="180" w:after="20"/>
-                    <w:rPr>
-                      <w:rFonts w:ascii="Calibri" w:eastAsia="Calibri" w:hAnsi="Calibri" w:cs="Calibri"/>
-                      <w:b/>
-                      <w:bCs/>
-                      <w:color w:val="1A1A2E"/>
-                      <w:sz w:val="21"/>
-                      <w:szCs w:val="21"/>
-                    </w:rPr>
-                  </w:pPr>
-                  <w:r>
-                    <w:rPr>
-                      <w:rFonts w:ascii="Calibri" w:eastAsia="Calibri" w:hAnsi="Calibri" w:cs="Calibri"/>
-                      <w:b/>
-                      <w:bCs/>
-                      <w:color w:val="1A1A2E"/>
-                      <w:sz w:val="21"/>
-                      <w:szCs w:val="21"/>
-                    </w:rPr>
-                    <w:t xml:space="preserve">To-Do App — Application de gestion de tâches (projet personnel </w:t>
-                  </w:r>
-                  <w:proofErr w:type="spellStart"/>
-                  <w:r>
-                    <w:rPr>
-                      <w:rFonts w:ascii="Calibri" w:eastAsia="Calibri" w:hAnsi="Calibri" w:cs="Calibri"/>
-                      <w:b/>
-                      <w:bCs/>
-                      <w:color w:val="1A1A2E"/>
-                      <w:sz w:val="21"/>
-                      <w:szCs w:val="21"/>
-                    </w:rPr>
-                    <w:t>fullstack</w:t>
-                  </w:r>
-                  <w:proofErr w:type="spellEnd"/>
-                  <w:r>
-                    <w:rPr>
-                      <w:rFonts w:ascii="Calibri" w:eastAsia="Calibri" w:hAnsi="Calibri" w:cs="Calibri"/>
-                      <w:b/>
-                      <w:bCs/>
-                      <w:color w:val="1A1A2E"/>
-                      <w:sz w:val="21"/>
-                      <w:szCs w:val="21"/>
-                    </w:rPr>
-                    <w:t>)</w:t>
-                  </w:r>
-                </w:p>
-                <w:p>
-                  <w:pPr>
-                    <w:spacing w:before="40" w:after="40"/>
-                    <w:rPr>
-                      <w:rFonts w:ascii="Calibri" w:eastAsia="Calibri" w:hAnsi="Calibri" w:cs="Calibri"/>
-                      <w:color w:val="555555"/>
-                      <w:sz w:val="19"/>
-                      <w:szCs w:val="19"/>
-                    </w:rPr>
-                  </w:pPr>
-                  <w:r>
-                    <w:rPr>
-                      <w:rFonts w:ascii="Calibri" w:eastAsia="Calibri" w:hAnsi="Calibri" w:cs="Calibri"/>
-                      <w:color w:val="555555"/>
-                      <w:sz w:val="19"/>
-                      <w:szCs w:val="19"/>
-                    </w:rPr>
-                    <w:t>-</w:t>
-                  </w:r>
-                  <w:r>
-                    <w:rPr>
-                      <w:rFonts w:ascii="Calibri" w:eastAsia="Calibri" w:hAnsi="Calibri" w:cs="Calibri"/>
-                      <w:color w:val="555555"/>
-                      <w:sz w:val="19"/>
-                      <w:szCs w:val="19"/>
-                    </w:rPr>
-                    <w:t xml:space="preserve"> </w:t>
-                  </w:r>
-                  <w:r>
-                    <w:rPr>
-                      <w:rFonts w:ascii="Calibri" w:eastAsia="Calibri" w:hAnsi="Calibri" w:cs="Calibri"/>
-                      <w:color w:val="555555"/>
-                      <w:sz w:val="19"/>
-                      <w:szCs w:val="19"/>
-                    </w:rPr>
-                    <w:t xml:space="preserve">Développement d'une application </w:t>
-                  </w:r>
-                  <w:proofErr w:type="spellStart"/>
-                  <w:r>
-                    <w:rPr>
-                      <w:rFonts w:ascii="Calibri" w:eastAsia="Calibri" w:hAnsi="Calibri" w:cs="Calibri"/>
-                      <w:color w:val="555555"/>
-                      <w:sz w:val="19"/>
-                      <w:szCs w:val="19"/>
-                    </w:rPr>
-                    <w:t>Laravel</w:t>
-                  </w:r>
-                  <w:proofErr w:type="spellEnd"/>
-                  <w:r>
-                    <w:rPr>
-                      <w:rFonts w:ascii="Calibri" w:eastAsia="Calibri" w:hAnsi="Calibri" w:cs="Calibri"/>
-                      <w:color w:val="555555"/>
-                      <w:sz w:val="19"/>
-                      <w:szCs w:val="19"/>
-                    </w:rPr>
-                    <w:t xml:space="preserve">, </w:t>
-                  </w:r>
-                  <w:proofErr w:type="spellStart"/>
-                  <w:r>
-                    <w:rPr>
-                      <w:rFonts w:ascii="Calibri" w:eastAsia="Calibri" w:hAnsi="Calibri" w:cs="Calibri"/>
-                      <w:color w:val="555555"/>
-                      <w:sz w:val="19"/>
-                      <w:szCs w:val="19"/>
-                    </w:rPr>
-                    <w:t>Tailwind</w:t>
-                  </w:r>
-                  <w:proofErr w:type="spellEnd"/>
-                  <w:r>
-                    <w:rPr>
-                      <w:rFonts w:ascii="Calibri" w:eastAsia="Calibri" w:hAnsi="Calibri" w:cs="Calibri"/>
-                      <w:color w:val="555555"/>
-                      <w:sz w:val="19"/>
-                      <w:szCs w:val="19"/>
-                    </w:rPr>
-                    <w:t xml:space="preserve"> CSS et SQLite.</w:t>
+                    <w:t>Développement d'une application Laravel, Tailwind CSS et SQLite.</w:t>
                   </w:r>
                 </w:p>
                 <w:p>
@@ -2340,6 +2065,39 @@
                     </w:rPr>
                     <w:t xml:space="preserve">Saint Michel Amparibe | 2023 </w:t>
                   </w:r>
+                  <w:r>
+                    <w:rPr>
+                      <w:rFonts w:ascii="Calibri" w:eastAsia="Calibri" w:hAnsi="Calibri" w:cs="Calibri"/>
+                      <w:i/>
+                      <w:iCs/>
+                      <w:color w:val="7B6FBF"/>
+                      <w:sz w:val="18"/>
+                      <w:szCs w:val="18"/>
+                    </w:rPr>
+                    <w:t>– Mention Assez</w:t>
+                  </w:r>
+                  <w:r>
+                    <w:rPr>
+                      <w:rFonts w:ascii="Calibri" w:eastAsia="Calibri" w:hAnsi="Calibri" w:cs="Calibri"/>
+                      <w:i/>
+                      <w:iCs/>
+                      <w:color w:val="7B6FBF"/>
+                      <w:sz w:val="18"/>
+                      <w:szCs w:val="18"/>
+                    </w:rPr>
+                    <w:t xml:space="preserve"> b</w:t>
+                  </w:r>
+                  <w:r>
+                    <w:rPr>
+                      <w:rFonts w:ascii="Calibri" w:eastAsia="Calibri" w:hAnsi="Calibri" w:cs="Calibri"/>
+                      <w:i/>
+                      <w:iCs/>
+                      <w:color w:val="7B6FBF"/>
+                      <w:sz w:val="18"/>
+                      <w:szCs w:val="18"/>
+                    </w:rPr>
+                    <w:t>ien</w:t>
+                  </w:r>
                 </w:p>
                 <w:p>
                   <w:pPr>
@@ -2400,33 +2158,7 @@
                       <w:szCs w:val="18"/>
                       <w:lang w:val="en-US"/>
                     </w:rPr>
-                    <w:t xml:space="preserve">ETP </w:t>
-                  </w:r>
-                  <w:proofErr w:type="spellStart"/>
-                  <w:r>
-                    <w:rPr>
-                      <w:rFonts w:ascii="Calibri" w:eastAsia="Calibri" w:hAnsi="Calibri" w:cs="Calibri"/>
-                      <w:i/>
-                      <w:iCs/>
-                      <w:color w:val="7B6FBF"/>
-                      <w:sz w:val="18"/>
-                      <w:szCs w:val="18"/>
-                      <w:lang w:val="en-US"/>
-                    </w:rPr>
-                    <w:t>Antsahavola</w:t>
-                  </w:r>
-                  <w:proofErr w:type="spellEnd"/>
-                  <w:r>
-                    <w:rPr>
-                      <w:rFonts w:ascii="Calibri" w:eastAsia="Calibri" w:hAnsi="Calibri" w:cs="Calibri"/>
-                      <w:i/>
-                      <w:iCs/>
-                      <w:color w:val="7B6FBF"/>
-                      <w:sz w:val="18"/>
-                      <w:szCs w:val="18"/>
-                      <w:lang w:val="en-US"/>
-                    </w:rPr>
-                    <w:t xml:space="preserve"> | A1 Certificate</w:t>
+                    <w:t>ETP Antsahavola | A1 Certificate</w:t>
                   </w:r>
                 </w:p>
                 <w:p>
@@ -3414,6 +3146,7 @@
   <w:style w:type="character" w:default="1" w:styleId="Policepardfaut">
     <w:name w:val="Default Paragraph Font"/>
     <w:uiPriority w:val="1"/>
+    <w:semiHidden/>
     <w:unhideWhenUsed/>
   </w:style>
   <w:style w:type="table" w:default="1" w:styleId="TableauNormal">
